--- a/Files/06 - Yom Tov/19 - Purim/5783/Purim Dvar Torah 5783/Purim Dvar Torah 5783.docx
+++ b/Files/06 - Yom Tov/19 - Purim/5783/Purim Dvar Torah 5783/Purim Dvar Torah 5783.docx
@@ -1001,7 +1001,7 @@
         <w:rPr>
           <w:rFonts w:ascii="Times New Roman" w:eastAsia="Times New Roman" w:hAnsi="Times New Roman" w:cs="Times New Roman"/>
         </w:rPr>
-        <w:t xml:space="preserve"> come? She was from</w:t>
+        <w:t xml:space="preserve"> come? She was from </w:t>
       </w:r>
       <w:r>
         <w:rPr>
